--- a/downloads/documents/04 Units/Unit 02 - Individual Growth and Life Readiness - Me, My Goals, My Money/Lesson 02.14 - The Gilded Age Market Opens Risk and Reward.docx
+++ b/downloads/documents/04 Units/Unit 02 - Individual Growth and Life Readiness - Me, My Goals, My Money/Lesson 02.14 - The Gilded Age Market Opens Risk and Reward.docx
@@ -433,6 +433,39 @@
       </w:r>
       <w:r>
         <w:t xml:space="preserve">(student), one per student, kept in the FACS folder for the whole topic: the price table with a column per round, the holdings table, and the trade log</w:t>
+      </w:r>
+    </w:p>
+    <w:p>
+      <w:pPr>
+        <w:numPr>
+          <w:ilvl w:val="0"/>
+          <w:numId w:val="1003"/>
+        </w:numPr>
+        <w:pStyle w:val="Compact"/>
+      </w:pPr>
+      <w:r>
+        <w:rPr>
+          <w:rStyle w:val="VerbatimChar"/>
+        </w:rPr>
+        <w:t xml:space="preserve">Project 02 - The Gilded Age Market Investor Report and Personal Budget.md</w:t>
+      </w:r>
+      <w:r>
+        <w:t xml:space="preserve"> </w:t>
+      </w:r>
+      <w:r>
+        <w:t xml:space="preserve">(the student project sheet) and</w:t>
+      </w:r>
+      <w:r>
+        <w:t xml:space="preserve"> </w:t>
+      </w:r>
+      <w:r>
+        <w:rPr>
+          <w:rStyle w:val="VerbatimChar"/>
+        </w:rPr>
+        <w:t xml:space="preserve">Rubric 02 - Investor Report and Personal Budget.md</w:t>
+      </w:r>
+      <w:r>
+        <w:t xml:space="preserve">, one each per student, put in the FACS folders before class or handed out at the Day 1 closure, and kept in the folder; say once at the Day 1 closure that the leaderboard is real and is not the grade, the Investor Report is</w:t>
       </w:r>
     </w:p>
     <w:p>
@@ -721,7 +754,7 @@
               <w:jc w:val="left"/>
             </w:pPr>
             <w:r>
-              <w:t xml:space="preserve">Copy the risk ladder into the notes box on the Investor Journal cover. Answer the two check questions on slide 6.</w:t>
+              <w:t xml:space="preserve">Copy the risk ladder onto the Investor Journal cover and the rule onto the My notes page. Answer the two check questions on slide 6.</w:t>
             </w:r>
           </w:p>
         </w:tc>
@@ -756,7 +789,7 @@
               <w:jc w:val="left"/>
             </w:pPr>
             <w:r>
-              <w:t xml:space="preserve">Hand each pair the eight company cards. Task: read each card, sort them on the desk from safest to riskiest, and write the risk word (none, low, medium, high, very high) on the journal cover next to each ticker. Say clearly: some of these companies do not exist yet in 1870; they join the board in the round when they were founded, and nobody learns what happened to any of them until Day 9. Circulate with the clipboard check. Debrief in two minutes: put the class sort on the board. Most pairs get BANK and GAS at the bottom and RADIO and AUTO at the top; argue about RAIL, OIL, ELEC and STEEL, which is the point.</w:t>
+              <w:t xml:space="preserve">Hand each pair the eight company cards. Task: read each card, sort them on the desk from safest to riskiest, and write the risk word (none, low, medium, high, very high) on the journal cover next to each ticker. Say clearly: some of these companies do not exist yet in 1870; they join the board in a later round, and the card says which, and nobody learns what happened to any of them until Day 9. Circulate with the clipboard check. Debrief in two minutes: put the class sort on the board. Most pairs get BANK and GAS at the bottom and RADIO and AUTO at the top; argue about RAIL, OIL, ELEC and STEEL, which is the point.</w:t>
             </w:r>
           </w:p>
         </w:tc>
@@ -1552,7 +1585,7 @@
         <w:pStyle w:val="FirstParagraph"/>
       </w:pPr>
       <w:r>
-        <w:t xml:space="preserve">Day 1: Investor Journal Entry 1 (the short version: what I bought, why, and my total at the bell), then a 3-2-1 exit card: 3 things you hold (companies or the bank), 2 words that describe the risk of each, 1 thing you want to know about the next round. Two students read a</w:t>
+        <w:t xml:space="preserve">Day 1: hand out the project sheet and the rubric (or point to them in the folder) with one sentence: the leaderboard is real and is not the grade; the Investor Report is. Then Investor Journal Entry 1 (the short version: what I bought, why, and my total at the bell), then a 3-2-1 exit card: 3 things you hold (companies or the bank), 2 words that describe the risk of each, 1 thing you want to know about the next round. Two students read a</w:t>
       </w:r>
       <w:r>
         <w:t xml:space="preserve"> </w:t>
@@ -2305,7 +2338,7 @@
     <w:sectPr>
       <w:headerReference w:type="default" r:id="rId9"/>
       <w:pgSz w:w="12240" w:h="15840"/>
-      <w:pgMar w:top="1440" w:bottom="1440" w:left="1440" w:right="1440" w:header="504"/>
+      <w:pgMar w:top="1296" w:bottom="1296" w:left="1296" w:right="1296" w:header="504"/>
     </w:sectPr>
   </w:body>
 </w:document>
